--- a/docs/SDD/Stories/Home-Page/EC-Need-Help-Section-SiteVisit-Story.docx
+++ b/docs/SDD/Stories/Home-Page/EC-Need-Help-Section-SiteVisit-Story.docx
@@ -1853,6 +1853,715 @@
         <w:pStyle w:val="Heading2"/>
       </w:pPr>
       <w:r>
+        <w:t>Acceptance Criteria (Given / When / Then)</w:t>
+      </w:r>
+    </w:p>
+    <w:p>
+      <w:pPr>
+        <w:pStyle w:val="Heading3"/>
+      </w:pPr>
+      <w:r>
+        <w:t>Rendering under different content conditions</w:t>
+      </w:r>
+    </w:p>
+    <w:p>
+      <w:r>
+        <w:rPr>
+          <w:b/>
+        </w:rPr>
+        <w:t>Scenario R1 — All fields provided</w:t>
+      </w:r>
+    </w:p>
+    <w:p>
+      <w:pPr>
+        <w:pStyle w:val="ListBullet"/>
+      </w:pPr>
+      <w:r>
+        <w:rPr>
+          <w:b/>
+        </w:rPr>
+        <w:t>Given</w:t>
+      </w:r>
+      <w:r>
+        <w:t xml:space="preserve"> the Need Help block has a message, supporting line, and CTA</w:t>
+      </w:r>
+    </w:p>
+    <w:p>
+      <w:pPr>
+        <w:pStyle w:val="ListBullet"/>
+      </w:pPr>
+      <w:r>
+        <w:rPr>
+          <w:b/>
+        </w:rPr>
+        <w:t>When</w:t>
+      </w:r>
+      <w:r>
+        <w:t xml:space="preserve"> a visitor loads the page</w:t>
+      </w:r>
+    </w:p>
+    <w:p>
+      <w:pPr>
+        <w:pStyle w:val="ListBullet"/>
+      </w:pPr>
+      <w:r>
+        <w:rPr>
+          <w:b/>
+        </w:rPr>
+        <w:t>Then</w:t>
+      </w:r>
+      <w:r>
+        <w:t xml:space="preserve"> the message, supporting line, and CTA all render in the designed layout.</w:t>
+      </w:r>
+    </w:p>
+    <w:p>
+      <w:r>
+        <w:rPr>
+          <w:b/>
+        </w:rPr>
+        <w:t>Scenario R2 — Supporting line empty</w:t>
+      </w:r>
+    </w:p>
+    <w:p>
+      <w:pPr>
+        <w:pStyle w:val="ListBullet"/>
+      </w:pPr>
+      <w:r>
+        <w:rPr>
+          <w:b/>
+        </w:rPr>
+        <w:t>Given</w:t>
+      </w:r>
+      <w:r>
+        <w:t xml:space="preserve"> the block has a message and CTA but no supporting line</w:t>
+      </w:r>
+    </w:p>
+    <w:p>
+      <w:pPr>
+        <w:pStyle w:val="ListBullet"/>
+      </w:pPr>
+      <w:r>
+        <w:rPr>
+          <w:b/>
+        </w:rPr>
+        <w:t>When</w:t>
+      </w:r>
+      <w:r>
+        <w:t xml:space="preserve"> the section renders</w:t>
+      </w:r>
+    </w:p>
+    <w:p>
+      <w:pPr>
+        <w:pStyle w:val="ListBullet"/>
+      </w:pPr>
+      <w:r>
+        <w:rPr>
+          <w:b/>
+        </w:rPr>
+        <w:t>Then</w:t>
+      </w:r>
+      <w:r>
+        <w:t xml:space="preserve"> only the message and CTA show, with no empty gap where the supporting line would be.</w:t>
+      </w:r>
+    </w:p>
+    <w:p>
+      <w:r>
+        <w:rPr>
+          <w:b/>
+        </w:rPr>
+        <w:t>Scenario R3 — CTA omitted</w:t>
+      </w:r>
+    </w:p>
+    <w:p>
+      <w:pPr>
+        <w:pStyle w:val="ListBullet"/>
+      </w:pPr>
+      <w:r>
+        <w:rPr>
+          <w:b/>
+        </w:rPr>
+        <w:t>Given</w:t>
+      </w:r>
+      <w:r>
+        <w:t xml:space="preserve"> the block has no CTA label/link</w:t>
+      </w:r>
+    </w:p>
+    <w:p>
+      <w:pPr>
+        <w:pStyle w:val="ListBullet"/>
+      </w:pPr>
+      <w:r>
+        <w:rPr>
+          <w:b/>
+        </w:rPr>
+        <w:t>When</w:t>
+      </w:r>
+      <w:r>
+        <w:t xml:space="preserve"> the section renders</w:t>
+      </w:r>
+    </w:p>
+    <w:p>
+      <w:pPr>
+        <w:pStyle w:val="ListBullet"/>
+      </w:pPr>
+      <w:r>
+        <w:rPr>
+          <w:b/>
+        </w:rPr>
+        <w:t>Then</w:t>
+      </w:r>
+      <w:r>
+        <w:t xml:space="preserve"> the message (and supporting line) render with no CTA and the layout stays intact.</w:t>
+      </w:r>
+    </w:p>
+    <w:p>
+      <w:r>
+        <w:rPr>
+          <w:b/>
+        </w:rPr>
+        <w:t>Scenario R4 — Message empty</w:t>
+      </w:r>
+    </w:p>
+    <w:p>
+      <w:pPr>
+        <w:pStyle w:val="ListBullet"/>
+      </w:pPr>
+      <w:r>
+        <w:rPr>
+          <w:b/>
+        </w:rPr>
+        <w:t>Given</w:t>
+      </w:r>
+      <w:r>
+        <w:t xml:space="preserve"> the block has no message</w:t>
+      </w:r>
+    </w:p>
+    <w:p>
+      <w:pPr>
+        <w:pStyle w:val="ListBullet"/>
+      </w:pPr>
+      <w:r>
+        <w:rPr>
+          <w:b/>
+        </w:rPr>
+        <w:t>When</w:t>
+      </w:r>
+      <w:r>
+        <w:t xml:space="preserve"> the section renders</w:t>
+      </w:r>
+    </w:p>
+    <w:p>
+      <w:pPr>
+        <w:pStyle w:val="ListBullet"/>
+      </w:pPr>
+      <w:r>
+        <w:rPr>
+          <w:b/>
+        </w:rPr>
+        <w:t>Then</w:t>
+      </w:r>
+      <w:r>
+        <w:t xml:space="preserve"> the remaining elements render with no broken layout and no placeholder text.</w:t>
+      </w:r>
+    </w:p>
+    <w:p>
+      <w:r>
+        <w:rPr>
+          <w:b/>
+        </w:rPr>
+        <w:t>Scenario R5 — All fields empty</w:t>
+      </w:r>
+    </w:p>
+    <w:p>
+      <w:pPr>
+        <w:pStyle w:val="ListBullet"/>
+      </w:pPr>
+      <w:r>
+        <w:rPr>
+          <w:b/>
+        </w:rPr>
+        <w:t>Given</w:t>
+      </w:r>
+      <w:r>
+        <w:t xml:space="preserve"> the block has no content</w:t>
+      </w:r>
+    </w:p>
+    <w:p>
+      <w:pPr>
+        <w:pStyle w:val="ListBullet"/>
+      </w:pPr>
+      <w:r>
+        <w:rPr>
+          <w:b/>
+        </w:rPr>
+        <w:t>When</w:t>
+      </w:r>
+      <w:r>
+        <w:t xml:space="preserve"> the page renders</w:t>
+      </w:r>
+    </w:p>
+    <w:p>
+      <w:pPr>
+        <w:pStyle w:val="ListBullet"/>
+      </w:pPr>
+      <w:r>
+        <w:rPr>
+          <w:b/>
+        </w:rPr>
+        <w:t>Then</w:t>
+      </w:r>
+      <w:r>
+        <w:t xml:space="preserve"> no broken/empty shell is shown (the section collapses or renders nothing).</w:t>
+      </w:r>
+    </w:p>
+    <w:p>
+      <w:pPr>
+        <w:pStyle w:val="Heading3"/>
+      </w:pPr>
+      <w:r>
+        <w:t>Interaction behavior</w:t>
+      </w:r>
+    </w:p>
+    <w:p>
+      <w:r>
+        <w:rPr>
+          <w:b/>
+        </w:rPr>
+        <w:t>Scenario I1 — CTA navigation</w:t>
+      </w:r>
+    </w:p>
+    <w:p>
+      <w:pPr>
+        <w:pStyle w:val="ListBullet"/>
+      </w:pPr>
+      <w:r>
+        <w:rPr>
+          <w:b/>
+        </w:rPr>
+        <w:t>Given</w:t>
+      </w:r>
+      <w:r>
+        <w:t xml:space="preserve"> the CTA has an authored URL</w:t>
+      </w:r>
+    </w:p>
+    <w:p>
+      <w:pPr>
+        <w:pStyle w:val="ListBullet"/>
+      </w:pPr>
+      <w:r>
+        <w:rPr>
+          <w:b/>
+        </w:rPr>
+        <w:t>When</w:t>
+      </w:r>
+      <w:r>
+        <w:t xml:space="preserve"> the visitor activates the CTA</w:t>
+      </w:r>
+    </w:p>
+    <w:p>
+      <w:pPr>
+        <w:pStyle w:val="ListBullet"/>
+      </w:pPr>
+      <w:r>
+        <w:rPr>
+          <w:b/>
+        </w:rPr>
+        <w:t>Then</w:t>
+      </w:r>
+      <w:r>
+        <w:t xml:space="preserve"> the browser navigates to the authored Help/FAQ URL.</w:t>
+      </w:r>
+    </w:p>
+    <w:p>
+      <w:r>
+        <w:rPr>
+          <w:b/>
+        </w:rPr>
+        <w:t>Scenario I2 — Keyboard activation</w:t>
+      </w:r>
+    </w:p>
+    <w:p>
+      <w:pPr>
+        <w:pStyle w:val="ListBullet"/>
+      </w:pPr>
+      <w:r>
+        <w:rPr>
+          <w:b/>
+        </w:rPr>
+        <w:t>Given</w:t>
+      </w:r>
+      <w:r>
+        <w:t xml:space="preserve"> a keyboard user is on the page</w:t>
+      </w:r>
+    </w:p>
+    <w:p>
+      <w:pPr>
+        <w:pStyle w:val="ListBullet"/>
+      </w:pPr>
+      <w:r>
+        <w:rPr>
+          <w:b/>
+        </w:rPr>
+        <w:t>When</w:t>
+      </w:r>
+      <w:r>
+        <w:t xml:space="preserve"> they Tab to the CTA and press Enter/Space</w:t>
+      </w:r>
+    </w:p>
+    <w:p>
+      <w:pPr>
+        <w:pStyle w:val="ListBullet"/>
+      </w:pPr>
+      <w:r>
+        <w:rPr>
+          <w:b/>
+        </w:rPr>
+        <w:t>Then</w:t>
+      </w:r>
+      <w:r>
+        <w:t xml:space="preserve"> the CTA activates and navigates to its URL.</w:t>
+      </w:r>
+    </w:p>
+    <w:p>
+      <w:pPr>
+        <w:pStyle w:val="Heading3"/>
+      </w:pPr>
+      <w:r>
+        <w:t>Responsive behavior</w:t>
+      </w:r>
+    </w:p>
+    <w:p>
+      <w:r>
+        <w:rPr>
+          <w:b/>
+        </w:rPr>
+        <w:t>Scenario P1 — Desktop</w:t>
+      </w:r>
+    </w:p>
+    <w:p>
+      <w:pPr>
+        <w:pStyle w:val="ListBullet"/>
+      </w:pPr>
+      <w:r>
+        <w:rPr>
+          <w:b/>
+        </w:rPr>
+        <w:t>Given</w:t>
+      </w:r>
+      <w:r>
+        <w:t xml:space="preserve"> a viewport ≥1200px</w:t>
+      </w:r>
+    </w:p>
+    <w:p>
+      <w:pPr>
+        <w:pStyle w:val="ListBullet"/>
+      </w:pPr>
+      <w:r>
+        <w:rPr>
+          <w:b/>
+        </w:rPr>
+        <w:t>When</w:t>
+      </w:r>
+      <w:r>
+        <w:t xml:space="preserve"> the section renders</w:t>
+      </w:r>
+    </w:p>
+    <w:p>
+      <w:pPr>
+        <w:pStyle w:val="ListBullet"/>
+      </w:pPr>
+      <w:r>
+        <w:rPr>
+          <w:b/>
+        </w:rPr>
+        <w:t>Then</w:t>
+      </w:r>
+      <w:r>
+        <w:t xml:space="preserve"> it displays as a single-row strip (~85px) per the Desktop design.</w:t>
+      </w:r>
+    </w:p>
+    <w:p>
+      <w:r>
+        <w:rPr>
+          <w:b/>
+        </w:rPr>
+        <w:t>Scenario P2 — Mobile</w:t>
+      </w:r>
+    </w:p>
+    <w:p>
+      <w:pPr>
+        <w:pStyle w:val="ListBullet"/>
+      </w:pPr>
+      <w:r>
+        <w:rPr>
+          <w:b/>
+        </w:rPr>
+        <w:t>Given</w:t>
+      </w:r>
+      <w:r>
+        <w:t xml:space="preserve"> a 360px viewport</w:t>
+      </w:r>
+    </w:p>
+    <w:p>
+      <w:pPr>
+        <w:pStyle w:val="ListBullet"/>
+      </w:pPr>
+      <w:r>
+        <w:rPr>
+          <w:b/>
+        </w:rPr>
+        <w:t>When</w:t>
+      </w:r>
+      <w:r>
+        <w:t xml:space="preserve"> the section renders</w:t>
+      </w:r>
+    </w:p>
+    <w:p>
+      <w:pPr>
+        <w:pStyle w:val="ListBullet"/>
+      </w:pPr>
+      <w:r>
+        <w:rPr>
+          <w:b/>
+        </w:rPr>
+        <w:t>Then</w:t>
+      </w:r>
+      <w:r>
+        <w:t xml:space="preserve"> content stacks / the CTA wraps below, with no horizontal scroll and all text visible, and the CTA hit area is ≥44×44px.</w:t>
+      </w:r>
+    </w:p>
+    <w:p>
+      <w:pPr>
+        <w:pStyle w:val="Heading3"/>
+      </w:pPr>
+      <w:r>
+        <w:t>Accessibility behavior (WCAG 2.1 AA)</w:t>
+      </w:r>
+    </w:p>
+    <w:p>
+      <w:r>
+        <w:rPr>
+          <w:b/>
+        </w:rPr>
+        <w:t>Scenario X1 — Visible focus</w:t>
+      </w:r>
+    </w:p>
+    <w:p>
+      <w:pPr>
+        <w:pStyle w:val="ListBullet"/>
+      </w:pPr>
+      <w:r>
+        <w:rPr>
+          <w:b/>
+        </w:rPr>
+        <w:t>Given</w:t>
+      </w:r>
+      <w:r>
+        <w:t xml:space="preserve"> a keyboard user</w:t>
+      </w:r>
+    </w:p>
+    <w:p>
+      <w:pPr>
+        <w:pStyle w:val="ListBullet"/>
+      </w:pPr>
+      <w:r>
+        <w:rPr>
+          <w:b/>
+        </w:rPr>
+        <w:t>When</w:t>
+      </w:r>
+      <w:r>
+        <w:t xml:space="preserve"> the CTA receives focus</w:t>
+      </w:r>
+    </w:p>
+    <w:p>
+      <w:pPr>
+        <w:pStyle w:val="ListBullet"/>
+      </w:pPr>
+      <w:r>
+        <w:rPr>
+          <w:b/>
+        </w:rPr>
+        <w:t>Then</w:t>
+      </w:r>
+      <w:r>
+        <w:t xml:space="preserve"> a visible focus indicator (≥3:1 contrast) is shown.</w:t>
+      </w:r>
+    </w:p>
+    <w:p>
+      <w:r>
+        <w:rPr>
+          <w:b/>
+        </w:rPr>
+        <w:t>Scenario X2 — Accessible name &amp; contrast</w:t>
+      </w:r>
+    </w:p>
+    <w:p>
+      <w:pPr>
+        <w:pStyle w:val="ListBullet"/>
+      </w:pPr>
+      <w:r>
+        <w:rPr>
+          <w:b/>
+        </w:rPr>
+        <w:t>Given</w:t>
+      </w:r>
+      <w:r>
+        <w:t xml:space="preserve"> a screen-reader / assistive-tech user</w:t>
+      </w:r>
+    </w:p>
+    <w:p>
+      <w:pPr>
+        <w:pStyle w:val="ListBullet"/>
+      </w:pPr>
+      <w:r>
+        <w:rPr>
+          <w:b/>
+        </w:rPr>
+        <w:t>When</w:t>
+      </w:r>
+      <w:r>
+        <w:t xml:space="preserve"> they reach the CTA</w:t>
+      </w:r>
+    </w:p>
+    <w:p>
+      <w:pPr>
+        <w:pStyle w:val="ListBullet"/>
+      </w:pPr>
+      <w:r>
+        <w:rPr>
+          <w:b/>
+        </w:rPr>
+        <w:t>Then</w:t>
+      </w:r>
+      <w:r>
+        <w:t xml:space="preserve"> the CTA exposes an accessible name matching its label, and text/CTA meet contrast (normal text ≥4.5:1).</w:t>
+      </w:r>
+    </w:p>
+    <w:p>
+      <w:r>
+        <w:rPr>
+          <w:b/>
+        </w:rPr>
+        <w:t>Scenario X3 — Reduced motion</w:t>
+      </w:r>
+    </w:p>
+    <w:p>
+      <w:pPr>
+        <w:pStyle w:val="ListBullet"/>
+      </w:pPr>
+      <w:r>
+        <w:rPr>
+          <w:b/>
+        </w:rPr>
+        <w:t>Given</w:t>
+      </w:r>
+      <w:r>
+        <w:t xml:space="preserve"> the user has </w:t>
+      </w:r>
+      <w:r>
+        <w:rPr>
+          <w:rFonts w:ascii="Consolas" w:hAnsi="Consolas"/>
+          <w:color w:val="8B0000"/>
+          <w:sz w:val="18"/>
+        </w:rPr>
+        <w:t>prefers-reduced-motion</w:t>
+      </w:r>
+      <w:r>
+        <w:t xml:space="preserve"> enabled</w:t>
+      </w:r>
+    </w:p>
+    <w:p>
+      <w:pPr>
+        <w:pStyle w:val="ListBullet"/>
+      </w:pPr>
+      <w:r>
+        <w:rPr>
+          <w:b/>
+        </w:rPr>
+        <w:t>When</w:t>
+      </w:r>
+      <w:r>
+        <w:t xml:space="preserve"> they hover/focus the CTA</w:t>
+      </w:r>
+    </w:p>
+    <w:p>
+      <w:pPr>
+        <w:pStyle w:val="ListBullet"/>
+      </w:pPr>
+      <w:r>
+        <w:rPr>
+          <w:b/>
+        </w:rPr>
+        <w:t>Then</w:t>
+      </w:r>
+      <w:r>
+        <w:t xml:space="preserve"> the hover/arrow motion is disabled.</w:t>
+      </w:r>
+    </w:p>
+    <w:p>
+      <w:pPr>
+        <w:pStyle w:val="Heading3"/>
+      </w:pPr>
+      <w:r>
+        <w:t>Performance</w:t>
+      </w:r>
+    </w:p>
+    <w:p>
+      <w:r>
+        <w:rPr>
+          <w:b/>
+        </w:rPr>
+        <w:t>Scenario F1 — No layout shift</w:t>
+      </w:r>
+    </w:p>
+    <w:p>
+      <w:pPr>
+        <w:pStyle w:val="ListBullet"/>
+      </w:pPr>
+      <w:r>
+        <w:rPr>
+          <w:b/>
+        </w:rPr>
+        <w:t>Given</w:t>
+      </w:r>
+      <w:r>
+        <w:t xml:space="preserve"> the page is loading</w:t>
+      </w:r>
+    </w:p>
+    <w:p>
+      <w:pPr>
+        <w:pStyle w:val="ListBullet"/>
+      </w:pPr>
+      <w:r>
+        <w:rPr>
+          <w:b/>
+        </w:rPr>
+        <w:t>When</w:t>
+      </w:r>
+      <w:r>
+        <w:t xml:space="preserve"> the Need Help section renders</w:t>
+      </w:r>
+    </w:p>
+    <w:p>
+      <w:pPr>
+        <w:pStyle w:val="ListBullet"/>
+      </w:pPr>
+      <w:r>
+        <w:rPr>
+          <w:b/>
+        </w:rPr>
+        <w:t>Then</w:t>
+      </w:r>
+      <w:r>
+        <w:t xml:space="preserve"> it causes no cumulative layout shift and does not block LCP.</w:t>
+      </w:r>
+    </w:p>
+    <w:p>
+      <w:pPr>
+        <w:pStyle w:val="Heading2"/>
+      </w:pPr>
+      <w:r>
         <w:t>Commerce Data Flow</w:t>
       </w:r>
     </w:p>
